--- a/Professional/3-PhD/1-Fellowships/2-Paul-Daisy-Soros/9-Draft-V9.docx
+++ b/Professional/3-PhD/1-Fellowships/2-Paul-Daisy-Soros/9-Draft-V9.docx
@@ -44,34 +44,138 @@
         <w:ind w:left="360"/>
       </w:pPr>
       <w:r>
-        <w:t>Survival did not guarantee safety. Because of his service for the South and our family’s Catholic faith, my grandfather spent nearly a decade in a re-education camp. My mother left school in middle school to work as a maid, eating leftovers from the plates she cleaned. Years later, a humanitarian resettlement program—Hạt Ô—opened a narrow door that brought our family to the United States. Immigration meant starting over, carrying both the ache of what was lost and the hope of what could be rebuilt.</w:t>
-      </w:r>
-    </w:p>
-    <w:p>
-      <w:pPr>
-        <w:pStyle w:val="NormalWeb"/>
-        <w:ind w:left="360"/>
-      </w:pPr>
-      <w:r>
-        <w:t>My mother worked two jobs—at a mail factory by day and a nail salon at night—saving toward the dream of owning her own salon. She stretched food stamps and counted tip money so we could share a warm dinner. Only afterward would we sit at the kitchen table and study for her citizenship test together. I was ten, explaining checks and balances to someone who had last been in school at my age. She would say, “Cúi đầu là sách vở, ngẩng đầu là tương lai”—look down to study; look up to your future. It was her way of telling me that education was the one vehicle we could still afford.</w:t>
-      </w:r>
-    </w:p>
-    <w:p>
-      <w:pPr>
-        <w:pStyle w:val="NormalWeb"/>
-        <w:ind w:left="360"/>
-      </w:pPr>
-      <w:r>
-        <w:t>Every week, we visited the library and returned home with borrowed worlds. One day, I picked a book about the Moon and discovered a universe larger than our worries. When my school offered few resources in science, my English teacher stepped in—helping me apply to advanced classes outside our district and showing me how to seek scholarships. His belief mattered in a community where few pursued four-year universities. He widened a path for me that I didn’t yet know existed.</w:t>
-      </w:r>
-    </w:p>
-    <w:p>
-      <w:pPr>
-        <w:pStyle w:val="NormalWeb"/>
-        <w:ind w:left="360"/>
-      </w:pPr>
-      <w:r>
-        <w:t>Yet being the child of immigrants meant navigating two worlds. At school, I pushed forward academically; at home, I was our household’s interpreter—calling public offices, reading mail, and translating EBT/SNAP recertification packets, income-verification letters, and housing forms I barely understood. I remember sitting in a parent–teacher conference, explaining phrases like “college potential” to my mother; later that week, I translated a notice about reporting any change “within 10 days” and learned how to ask for a case number. Those papers were more than paperwork—they were groceries and rent. I learned early that New Americans shoulder adult responsibilities before they are grown.</w:t>
+        <w:t>Survival did not guarantee safety. Because of his service for the South and our family’s Catholic faith, my grandfather spent nearly a decade in a re-education camp. My mother left school in middle school to work as a maid, eating leftovers from the plates she cleaned. Years later, a humanitarian resettlement program—</w:t>
+      </w:r>
+      <w:proofErr w:type="spellStart"/>
+      <w:r>
+        <w:t>Hạt</w:t>
+      </w:r>
+      <w:proofErr w:type="spellEnd"/>
+      <w:r>
+        <w:t xml:space="preserve"> Ô—opened a narrow door that brought our family to the United States. Immigration meant starting over, carrying both the ache of what was lost and the hope of what could be rebuilt.</w:t>
+      </w:r>
+    </w:p>
+    <w:p>
+      <w:pPr>
+        <w:pStyle w:val="NormalWeb"/>
+        <w:ind w:left="360"/>
+      </w:pPr>
+      <w:r>
+        <w:t>My mother worked two jobs—at a mail factory by day and a nail salon at night—saving toward the dream of owning her own salon. She stretched food stamps and counted tip money so we could share a warm dinner. Only afterward would we sit at the kitchen table and study for her citizenship test together. I was ten, explaining checks and balances to someone who had last been in school at my age. She would say, “</w:t>
+      </w:r>
+      <w:proofErr w:type="spellStart"/>
+      <w:r>
+        <w:t>Cúi</w:t>
+      </w:r>
+      <w:proofErr w:type="spellEnd"/>
+      <w:r>
+        <w:t xml:space="preserve"> </w:t>
+      </w:r>
+      <w:proofErr w:type="spellStart"/>
+      <w:r>
+        <w:t>đầu</w:t>
+      </w:r>
+      <w:proofErr w:type="spellEnd"/>
+      <w:r>
+        <w:t xml:space="preserve"> </w:t>
+      </w:r>
+      <w:proofErr w:type="spellStart"/>
+      <w:r>
+        <w:t>là</w:t>
+      </w:r>
+      <w:proofErr w:type="spellEnd"/>
+      <w:r>
+        <w:t xml:space="preserve"> </w:t>
+      </w:r>
+      <w:proofErr w:type="spellStart"/>
+      <w:r>
+        <w:t>sách</w:t>
+      </w:r>
+      <w:proofErr w:type="spellEnd"/>
+      <w:r>
+        <w:t xml:space="preserve"> </w:t>
+      </w:r>
+      <w:proofErr w:type="spellStart"/>
+      <w:r>
+        <w:t>vở</w:t>
+      </w:r>
+      <w:proofErr w:type="spellEnd"/>
+      <w:r>
+        <w:t xml:space="preserve">, </w:t>
+      </w:r>
+      <w:proofErr w:type="spellStart"/>
+      <w:r>
+        <w:t>ngẩng</w:t>
+      </w:r>
+      <w:proofErr w:type="spellEnd"/>
+      <w:r>
+        <w:t xml:space="preserve"> </w:t>
+      </w:r>
+      <w:proofErr w:type="spellStart"/>
+      <w:r>
+        <w:t>đầu</w:t>
+      </w:r>
+      <w:proofErr w:type="spellEnd"/>
+      <w:r>
+        <w:t xml:space="preserve"> </w:t>
+      </w:r>
+      <w:proofErr w:type="spellStart"/>
+      <w:r>
+        <w:t>là</w:t>
+      </w:r>
+      <w:proofErr w:type="spellEnd"/>
+      <w:r>
+        <w:t xml:space="preserve"> </w:t>
+      </w:r>
+      <w:proofErr w:type="spellStart"/>
+      <w:r>
+        <w:t>tương</w:t>
+      </w:r>
+      <w:proofErr w:type="spellEnd"/>
+      <w:r>
+        <w:t xml:space="preserve"> lai”—look down to study; look up to your future. It was her way of telling me that education was the one vehicle we could still afford.</w:t>
+      </w:r>
+    </w:p>
+    <w:p>
+      <w:pPr>
+        <w:pStyle w:val="NormalWeb"/>
+        <w:ind w:left="360"/>
+      </w:pPr>
+      <w:r>
+        <w:t xml:space="preserve">Every week, we visited the library and returned home with borrowed </w:t>
+      </w:r>
+      <w:proofErr w:type="gramStart"/>
+      <w:r>
+        <w:t>worlds</w:t>
+      </w:r>
+      <w:proofErr w:type="gramEnd"/>
+      <w:r>
+        <w:t xml:space="preserve">. One day, I </w:t>
+      </w:r>
+      <w:proofErr w:type="gramStart"/>
+      <w:r>
+        <w:t>picked</w:t>
+      </w:r>
+      <w:proofErr w:type="gramEnd"/>
+      <w:r>
+        <w:t xml:space="preserve"> a book about the Moon and discovered a universe larger than our worries. When my school offered few resources in science, my English teacher stepped in—helping me apply to advanced classes outside our district and showing me how to seek scholarships. His belief mattered in a community where few pursued four-year universities. He widened a path for me that I didn’t yet know existed.</w:t>
+      </w:r>
+    </w:p>
+    <w:p>
+      <w:pPr>
+        <w:pStyle w:val="NormalWeb"/>
+        <w:ind w:left="360"/>
+      </w:pPr>
+      <w:r>
+        <w:t xml:space="preserve">Yet being the child of immigrants meant navigating two worlds. At school, I pushed forward academically; at home, I </w:t>
+      </w:r>
+      <w:proofErr w:type="gramStart"/>
+      <w:r>
+        <w:t>was</w:t>
+      </w:r>
+      <w:proofErr w:type="gramEnd"/>
+      <w:r>
+        <w:t xml:space="preserve"> our household’s interpreter—calling public offices, reading mail, and translating EBT/SNAP recertification packets, income-verification letters, and housing forms I barely understood. I remember sitting in a parent–teacher conference, explaining phrases like “college potential” to my mother; later that week, I translated a notice about reporting any change “within 10 days” and learned how to ask for a case number. Those papers were more than paperwork—they were groceries and rent. I learned early that New Americans shoulder adult responsibilities before they are grown.</w:t>
       </w:r>
     </w:p>
     <w:p>
@@ -81,7 +185,15 @@
       </w:pPr>
       <w:r>
         <w:lastRenderedPageBreak/>
-        <w:t>A full-ride scholarship allowed me to attend Iowa State University and become the first in my family to earn a college degree. There, I discovered how mentorship and technical exploration could transform a student’s life. Before I had even taken an orbital mechanics course, a professor invited me to join his spacecraft trajectory team rather than turning me away. Research gave me a purpose beyond curiosity: it showed me that access determines who gets to participate in innovation.</w:t>
+        <w:t xml:space="preserve">A full-ride scholarship allowed me to attend Iowa State University and become the first in my family to earn a college degree. There, I discovered how mentorship and technical exploration could transform a student’s life. Before I had even taken an orbital </w:t>
+      </w:r>
+      <w:proofErr w:type="gramStart"/>
+      <w:r>
+        <w:t>mechanics</w:t>
+      </w:r>
+      <w:proofErr w:type="gramEnd"/>
+      <w:r>
+        <w:t xml:space="preserve"> course, a professor invited me to join his spacecraft trajectory team rather than turning me away. Research gave me a purpose beyond curiosity: it showed me that access determines who gets to participate in innovation.</w:t>
       </w:r>
     </w:p>
     <w:p>
@@ -99,7 +211,23 @@
         <w:ind w:left="360"/>
       </w:pPr>
       <w:r>
-        <w:t>My mother eventually achieved her American dream—opening her own salon. She built it for the same reason she pushed me to study: so others in our family would have more choices than she did. That gratitude fuels my direction. I honor her sacrifices by widening the path for students often overlooked: teaching high-school math, building computer-literacy programs at the Boys &amp; Girls Club, mentoring first-generation undergraduates as they navigate internships and offers, and designing STEM workshops through Club for the Future and Lincoln Laboratory Educate. I have watched students from underserved communities write their first line of code or launch their first rocket—and begin to imagine futures they once thought were for someone else.</w:t>
+        <w:t xml:space="preserve">My mother eventually achieved her American dream—opening her own salon. She built it for the same </w:t>
+      </w:r>
+      <w:proofErr w:type="gramStart"/>
+      <w:r>
+        <w:t>reason</w:t>
+      </w:r>
+      <w:proofErr w:type="gramEnd"/>
+      <w:r>
+        <w:t xml:space="preserve"> she pushed me to study: </w:t>
+      </w:r>
+      <w:proofErr w:type="gramStart"/>
+      <w:r>
+        <w:t>so</w:t>
+      </w:r>
+      <w:proofErr w:type="gramEnd"/>
+      <w:r>
+        <w:t xml:space="preserve"> others in our family would have more choices than she did. That gratitude fuels my direction. I honor her sacrifices by widening the path for students often overlooked: teaching high-school math, building computer-literacy programs at the Boys &amp; Girls Club, mentoring first-generation undergraduates as they navigate internships and offers, and designing STEM workshops through Club for the Future and Lincoln Laboratory Educate. I have watched students from underserved communities write their first line of code or launch their first rocket—and begin to imagine futures they once thought were for someone else.</w:t>
       </w:r>
     </w:p>
     <w:p>
@@ -161,16 +289,32 @@
         <w:ind w:left="360"/>
       </w:pPr>
       <w:r>
-        <w:t>The future of American leadership in space depends on who gets to participate in building it. Too often, resilient spacecraft autonomy — the frameworks that preserve navigation, safety, and mission continuity — is developed within a narrow network of elite laboratories. Innovation suffers when people with talent but limited access cannot contribute. Growing up in a New American household defined by both constraint and possibility, I believe American innovation must reflect American diversity. My goal is to safeguard U.S. spacecraft while expanding access to the technical infrastructure that enables autonomy — ensuring that the children of families like mine are not limited by where they begin.</w:t>
-      </w:r>
-    </w:p>
-    <w:p>
-      <w:pPr>
-        <w:pStyle w:val="NormalWeb"/>
-        <w:ind w:left="360"/>
-      </w:pPr>
-      <w:r>
-        <w:t>My research interests center on modular guidance, navigation, and control (GNC) architectures that maintain spacecraft safety under uncertain dynamics, degraded communication, and adversarial intent. Today, many spacecraft still rely on continuous human oversight — assumptions that fail in cislunar space and contested operational environments. My objective is to create autonomy that does not collapse when communication does.</w:t>
+        <w:t xml:space="preserve">The future of American leadership in space depends on who gets to participate in building it. Too often, resilient spacecraft autonomy — the frameworks that preserve navigation, safety, and mission continuity — is developed within a narrow network of elite laboratories. Innovation suffers when people with </w:t>
+      </w:r>
+      <w:proofErr w:type="gramStart"/>
+      <w:r>
+        <w:t>talent</w:t>
+      </w:r>
+      <w:proofErr w:type="gramEnd"/>
+      <w:r>
+        <w:t xml:space="preserve"> but limited access cannot contribute. Growing up in a New American household defined by both constraint and possibility, I believe American innovation must reflect American diversity. My goal is to safeguard U.S. spacecraft while expanding access to the technical infrastructure that enables autonomy — ensuring that the children of families like mine are not limited by where they begin.</w:t>
+      </w:r>
+    </w:p>
+    <w:p>
+      <w:pPr>
+        <w:pStyle w:val="NormalWeb"/>
+        <w:ind w:left="360"/>
+      </w:pPr>
+      <w:r>
+        <w:t xml:space="preserve">My research interests center on modular guidance, navigation, and control (GNC) architectures that maintain spacecraft safety under uncertain dynamics, degraded communication, and adversarial intent. Today, many </w:t>
+      </w:r>
+      <w:proofErr w:type="gramStart"/>
+      <w:r>
+        <w:t>spacecraft</w:t>
+      </w:r>
+      <w:proofErr w:type="gramEnd"/>
+      <w:r>
+        <w:t xml:space="preserve"> still rely on continuous human oversight — assumptions that fail in cislunar space and contested operational environments. My objective is to create autonomy that does not collapse when communication does.</w:t>
       </w:r>
     </w:p>
     <w:p>
@@ -197,7 +341,15 @@
         <w:ind w:left="360"/>
       </w:pPr>
       <w:r>
-        <w:t>That scarcity motivates a dual mission: advance autonomous systems that protect American spacecraft, and lower the barriers that keep public universities and community colleges from building them. Technological resilience and educational inclusion are inseparable — a strong national space program requires both.</w:t>
+        <w:t xml:space="preserve">That scarcity motivates a dual mission: advance autonomous systems that protect American </w:t>
+      </w:r>
+      <w:proofErr w:type="gramStart"/>
+      <w:r>
+        <w:t>spacecraft, and</w:t>
+      </w:r>
+      <w:proofErr w:type="gramEnd"/>
+      <w:r>
+        <w:t xml:space="preserve"> lower the barriers that keep public universities and community colleges from building them. Technological resilience and educational inclusion are inseparable — a strong national space program requires both.</w:t>
       </w:r>
     </w:p>
     <w:p>
@@ -219,16 +371,32 @@
         <w:ind w:left="360"/>
       </w:pPr>
       <w:r>
-        <w:t>Stanford University’s Aeronautics &amp; Astronautics PhD program is the ideal environment to pursue this vision. In the Space Rendezvous Laboratory under Professor Simone D’Amico, I will develop algorithms for autonomous formation flight, proximity operations, and distributed asset coordination — the backbone of resilient cislunar logistics and on-orbit servicing. The TRON hardware-in-the-loop facility offers a rare translational pipeline where autonomy can be validated against real sensor dynamics, uncertainty, and mission constraints before deployment.</w:t>
-      </w:r>
-    </w:p>
-    <w:p>
-      <w:pPr>
-        <w:pStyle w:val="NormalWeb"/>
-        <w:ind w:left="360"/>
-      </w:pPr>
-      <w:r>
-        <w:t>I am equally excited by Stanford’s collaborative ecosystem for autonomy maturation. Working with the Autonomy Lab will enable multi-agent decision-making and supervisory control; with the Safety for Autonomous Systems Group, I can develop verification frameworks and certifiable autonomy interfaces; with the Space Environment and Satellite Systems Group, I can account for cyber-physical and environmental stressors that affect navigation in higher orbits. Missions such as StarFOX and Starling provide direct pathways from concept to flight demonstration, while Stanford’s partnerships with the National Security Innovation Base accelerate operational adoption. This integration of theory, experimentation, and deployment aligns perfectly with my goal of delivering autonomy that operators can trust when human support is distant or denied.</w:t>
+        <w:t xml:space="preserve">Stanford University’s Aeronautics &amp; Astronautics PhD program is the ideal environment to pursue this vision. In the Space Rendezvous Laboratory under Professor Simone D’Amico, I will develop algorithms for autonomous formation flight, proximity operations, and </w:t>
+      </w:r>
+      <w:proofErr w:type="gramStart"/>
+      <w:r>
+        <w:t>distributed</w:t>
+      </w:r>
+      <w:proofErr w:type="gramEnd"/>
+      <w:r>
+        <w:t xml:space="preserve"> asset coordination — the backbone of resilient cislunar logistics and on-orbit servicing. The TRON hardware-in-the-loop facility offers a rare translational pipeline where autonomy can be validated against real sensor dynamics, uncertainty, and mission constraints before deployment.</w:t>
+      </w:r>
+    </w:p>
+    <w:p>
+      <w:pPr>
+        <w:pStyle w:val="NormalWeb"/>
+        <w:ind w:left="360"/>
+      </w:pPr>
+      <w:r>
+        <w:t xml:space="preserve">I am equally excited by Stanford’s collaborative ecosystem for autonomy maturation. Working with the Autonomy Lab will enable multi-agent decision-making and supervisory control; with the Safety for Autonomous Systems Group, I can develop verification frameworks and certifiable autonomy interfaces; with the Space Environment and Satellite Systems Group, I can account for cyber-physical and environmental stressors that affect navigation in higher orbits. Missions such as </w:t>
+      </w:r>
+      <w:proofErr w:type="spellStart"/>
+      <w:r>
+        <w:t>StarFOX</w:t>
+      </w:r>
+      <w:proofErr w:type="spellEnd"/>
+      <w:r>
+        <w:t xml:space="preserve"> and Starling provide direct pathways from concept to flight demonstration, while Stanford’s partnerships with the National Security Innovation Base accelerate operational adoption. This integration of theory, experimentation, and deployment aligns perfectly with my goal of delivering autonomy that operators can trust when human support is distant or denied.</w:t>
       </w:r>
     </w:p>
     <w:p>
@@ -1121,6 +1289,7 @@
   <w:style w:type="character" w:default="1" w:styleId="DefaultParagraphFont">
     <w:name w:val="Default Paragraph Font"/>
     <w:uiPriority w:val="1"/>
+    <w:semiHidden/>
     <w:unhideWhenUsed/>
   </w:style>
   <w:style w:type="table" w:default="1" w:styleId="TableNormal">
